--- a/14_ACP01/ACP01 - Module 4 - Cloud Technology & Services/ACP01 - Module 4.12 - AWS Services Working Together - Revision Notes.docx
+++ b/14_ACP01/ACP01 - Module 4 - Cloud Technology & Services/ACP01 - Module 4.12 - AWS Services Working Together - Revision Notes.docx
@@ -346,6 +346,261 @@
             </a:graphic>
           </wp:inline>
         </w:drawing>
+      </w:r>
+    </w:p>
+    <w:p/>
+    <w:p/>
+    <w:p>
+      <w:r>
+        <w:lastRenderedPageBreak/>
+        <w:drawing>
+          <wp:inline distT="0" distB="0" distL="0" distR="0" wp14:anchorId="4A62294B" wp14:editId="32D711AA">
+            <wp:extent cx="6468378" cy="6125430"/>
+            <wp:effectExtent l="0" t="0" r="8890" b="8890"/>
+            <wp:docPr id="1090202660" name="Picture 1"/>
+            <wp:cNvGraphicFramePr>
+              <a:graphicFrameLocks xmlns:a="http://schemas.openxmlformats.org/drawingml/2006/main" noChangeAspect="1"/>
+            </wp:cNvGraphicFramePr>
+            <a:graphic xmlns:a="http://schemas.openxmlformats.org/drawingml/2006/main">
+              <a:graphicData uri="http://schemas.openxmlformats.org/drawingml/2006/picture">
+                <pic:pic xmlns:pic="http://schemas.openxmlformats.org/drawingml/2006/picture">
+                  <pic:nvPicPr>
+                    <pic:cNvPr id="1090202660" name=""/>
+                    <pic:cNvPicPr/>
+                  </pic:nvPicPr>
+                  <pic:blipFill>
+                    <a:blip r:embed="rId13"/>
+                    <a:stretch>
+                      <a:fillRect/>
+                    </a:stretch>
+                  </pic:blipFill>
+                  <pic:spPr>
+                    <a:xfrm>
+                      <a:off x="0" y="0"/>
+                      <a:ext cx="6468378" cy="6125430"/>
+                    </a:xfrm>
+                    <a:prstGeom prst="rect">
+                      <a:avLst/>
+                    </a:prstGeom>
+                  </pic:spPr>
+                </pic:pic>
+              </a:graphicData>
+            </a:graphic>
+          </wp:inline>
+        </w:drawing>
+      </w:r>
+    </w:p>
+    <w:p/>
+    <w:p>
+      <w:r>
+        <w:lastRenderedPageBreak/>
+        <w:t xml:space="preserve">1/ </w:t>
+      </w:r>
+      <w:r>
+        <w:t>Amazon EC2</w:t>
+      </w:r>
+    </w:p>
+    <w:p>
+      <w:r>
+        <w:t xml:space="preserve">2/ </w:t>
+      </w:r>
+      <w:r>
+        <w:t>AWS Lambda</w:t>
+      </w:r>
+    </w:p>
+    <w:p>
+      <w:r>
+        <w:t xml:space="preserve">3/ </w:t>
+      </w:r>
+      <w:r>
+        <w:t>Elastic Load Balancing</w:t>
+      </w:r>
+    </w:p>
+    <w:p>
+      <w:r>
+        <w:t xml:space="preserve">4/ </w:t>
+      </w:r>
+      <w:r>
+        <w:t>Auto Scaling</w:t>
+      </w:r>
+    </w:p>
+    <w:p>
+      <w:r>
+        <w:t xml:space="preserve">5/ </w:t>
+      </w:r>
+      <w:r>
+        <w:t>CloudFormation</w:t>
+      </w:r>
+    </w:p>
+    <w:p>
+      <w:r>
+        <w:lastRenderedPageBreak/>
+        <w:drawing>
+          <wp:inline distT="0" distB="0" distL="0" distR="0" wp14:anchorId="61DA38D7" wp14:editId="0BC372CA">
+            <wp:extent cx="6506483" cy="6134956"/>
+            <wp:effectExtent l="0" t="0" r="8890" b="0"/>
+            <wp:docPr id="1741339788" name="Picture 1"/>
+            <wp:cNvGraphicFramePr>
+              <a:graphicFrameLocks xmlns:a="http://schemas.openxmlformats.org/drawingml/2006/main" noChangeAspect="1"/>
+            </wp:cNvGraphicFramePr>
+            <a:graphic xmlns:a="http://schemas.openxmlformats.org/drawingml/2006/main">
+              <a:graphicData uri="http://schemas.openxmlformats.org/drawingml/2006/picture">
+                <pic:pic xmlns:pic="http://schemas.openxmlformats.org/drawingml/2006/picture">
+                  <pic:nvPicPr>
+                    <pic:cNvPr id="1741339788" name=""/>
+                    <pic:cNvPicPr/>
+                  </pic:nvPicPr>
+                  <pic:blipFill>
+                    <a:blip r:embed="rId14"/>
+                    <a:stretch>
+                      <a:fillRect/>
+                    </a:stretch>
+                  </pic:blipFill>
+                  <pic:spPr>
+                    <a:xfrm>
+                      <a:off x="0" y="0"/>
+                      <a:ext cx="6506483" cy="6134956"/>
+                    </a:xfrm>
+                    <a:prstGeom prst="rect">
+                      <a:avLst/>
+                    </a:prstGeom>
+                  </pic:spPr>
+                </pic:pic>
+              </a:graphicData>
+            </a:graphic>
+          </wp:inline>
+        </w:drawing>
+      </w:r>
+    </w:p>
+    <w:p/>
+    <w:p>
+      <w:r>
+        <w:lastRenderedPageBreak/>
+        <w:t xml:space="preserve">6/ </w:t>
+      </w:r>
+      <w:r>
+        <w:t>Run Command</w:t>
+      </w:r>
+    </w:p>
+    <w:p>
+      <w:r>
+        <w:t xml:space="preserve">7/ </w:t>
+      </w:r>
+      <w:r>
+        <w:t>Session Manager</w:t>
+      </w:r>
+    </w:p>
+    <w:p>
+      <w:r>
+        <w:t xml:space="preserve">8/ </w:t>
+      </w:r>
+      <w:r>
+        <w:t>Parameter Store</w:t>
+      </w:r>
+    </w:p>
+    <w:p>
+      <w:r>
+        <w:t xml:space="preserve">9/ </w:t>
+      </w:r>
+      <w:r>
+        <w:t>Amazon ECS</w:t>
+      </w:r>
+    </w:p>
+    <w:p>
+      <w:r>
+        <w:t xml:space="preserve">10/ </w:t>
+      </w:r>
+      <w:r>
+        <w:t>Elastic Beanstalk</w:t>
+      </w:r>
+    </w:p>
+    <w:p>
+      <w:r>
+        <w:lastRenderedPageBreak/>
+        <w:drawing>
+          <wp:inline distT="0" distB="0" distL="0" distR="0" wp14:anchorId="2D5FB161" wp14:editId="4B24928E">
+            <wp:extent cx="4973320" cy="6659245"/>
+            <wp:effectExtent l="0" t="0" r="0" b="8255"/>
+            <wp:docPr id="1553609899" name="Picture 1"/>
+            <wp:cNvGraphicFramePr>
+              <a:graphicFrameLocks xmlns:a="http://schemas.openxmlformats.org/drawingml/2006/main" noChangeAspect="1"/>
+            </wp:cNvGraphicFramePr>
+            <a:graphic xmlns:a="http://schemas.openxmlformats.org/drawingml/2006/main">
+              <a:graphicData uri="http://schemas.openxmlformats.org/drawingml/2006/picture">
+                <pic:pic xmlns:pic="http://schemas.openxmlformats.org/drawingml/2006/picture">
+                  <pic:nvPicPr>
+                    <pic:cNvPr id="1553609899" name=""/>
+                    <pic:cNvPicPr/>
+                  </pic:nvPicPr>
+                  <pic:blipFill>
+                    <a:blip r:embed="rId15"/>
+                    <a:stretch>
+                      <a:fillRect/>
+                    </a:stretch>
+                  </pic:blipFill>
+                  <pic:spPr>
+                    <a:xfrm>
+                      <a:off x="0" y="0"/>
+                      <a:ext cx="4973320" cy="6659245"/>
+                    </a:xfrm>
+                    <a:prstGeom prst="rect">
+                      <a:avLst/>
+                    </a:prstGeom>
+                  </pic:spPr>
+                </pic:pic>
+              </a:graphicData>
+            </a:graphic>
+          </wp:inline>
+        </w:drawing>
+      </w:r>
+    </w:p>
+    <w:p>
+      <w:r>
+        <w:lastRenderedPageBreak/>
+        <w:t xml:space="preserve">11/ </w:t>
+      </w:r>
+      <w:r>
+        <w:t>Amazon CloudFront</w:t>
+      </w:r>
+    </w:p>
+    <w:p>
+      <w:r>
+        <w:t xml:space="preserve">12/ </w:t>
+      </w:r>
+      <w:r>
+        <w:t>AWS CloudFormation</w:t>
+      </w:r>
+    </w:p>
+    <w:p>
+      <w:r>
+        <w:t xml:space="preserve">13/ </w:t>
+      </w:r>
+      <w:r>
+        <w:t>Amazon ECS with Fargate</w:t>
+      </w:r>
+    </w:p>
+    <w:p>
+      <w:r>
+        <w:t xml:space="preserve">14/ </w:t>
+      </w:r>
+      <w:r>
+        <w:t>Isolation of network environments</w:t>
+      </w:r>
+    </w:p>
+    <w:p>
+      <w:r>
+        <w:t xml:space="preserve">15/ </w:t>
+      </w:r>
+      <w:r>
+        <w:t>Amazon S3</w:t>
+      </w:r>
+    </w:p>
+    <w:p>
+      <w:r>
+        <w:t xml:space="preserve">16/ </w:t>
+      </w:r>
+      <w:r>
+        <w:t>Amazon Kinesis Data Analytics</w:t>
       </w:r>
     </w:p>
     <w:sectPr>
@@ -2646,7 +2901,6 @@
   <w:style w:type="character" w:default="1" w:styleId="DefaultParagraphFont">
     <w:name w:val="Default Paragraph Font"/>
     <w:uiPriority w:val="1"/>
-    <w:semiHidden/>
     <w:unhideWhenUsed/>
   </w:style>
   <w:style w:type="table" w:default="1" w:styleId="TableNormal">
